--- a/qwen-vl-finetune/docs/proposal/MLPerf_Training_proposal_Qwen3-VL.docx
+++ b/qwen-vl-finetune/docs/proposal/MLPerf_Training_proposal_Qwen3-VL.docx
@@ -3601,7 +3601,7 @@
         <w:t>Target selection:</w:t>
       </w:r>
       <w:r>
-        <w:t xml:space="preserve"> choose the target eval loss (2.45 vs. 2.43) and fix the held-out evaluation set (currently seed-specific) as a shared benchmark artifact.</w:t>
+        <w:t xml:space="preserve"> choose the target eval loss (2.45 vs. 2.43) and fix the held-out evaluation set as a shared benchmark artifact (the runs above used seed-specific splits; the split seed is now decoupled from the training seed, so future sweeps evaluate every seed on the same samples).</w:t>
       </w:r>
     </w:p>
     <w:p>
